--- a/docs/recette/guides-utilisateurs/Guide-de-test-Comptabilite.docx
+++ b/docs/recette/guides-utilisateurs/Guide-de-test-Comptabilite.docx
@@ -57,7 +57,7 @@
           <w:sz w:val="22"/>
           <w:szCs w:val="22"/>
         </w:rPr>
-        <w:t xml:space="preserve">Version 1.0 — 28/09/2026</w:t>
+        <w:t xml:space="preserve">Version 1.1 — 28/09/2026</w:t>
       </w:r>
     </w:p>
     <w:tbl>
@@ -147,7 +147,7 @@
         <w:spacing w:after="120"/>
       </w:pPr>
       <w:r>
-        <w:t xml:space="preserve">Vous confirmez le rapprochement comptable du paiement : c'est la dernière étape du dossier.</w:t>
+        <w:t xml:space="preserve">Vous traitez les dossiers des clients « Deposit » (qui paient sur un dépôt préalable) : vous faites le rapprochement comptable dans IRIS, puis vous le confirmez dans YABA.</w:t>
       </w:r>
     </w:p>
     <w:p>
@@ -2472,7 +2472,7 @@
         <w:pStyle w:val="Heading1"/>
       </w:pPr>
       <w:r>
-        <w:t xml:space="preserve">Partie 3 — Clôturer un dossier Import</w:t>
+        <w:t xml:space="preserve">Partie 3 — Confirmer le rapprochement d'un dossier Import</w:t>
       </w:r>
     </w:p>
     <w:p>
@@ -2488,7 +2488,7 @@
           <w:i/>
           <w:iCs/>
         </w:rPr>
-        <w:t xml:space="preserve">Le paiement d'un dossier a été validé par la caisse.</w:t>
+        <w:t xml:space="preserve">La facture d'un client Deposit a été émise. Vous rapprochez le montant de son dépôt.</w:t>
       </w:r>
     </w:p>
     <w:tbl>
@@ -2722,7 +2722,7 @@
                 <w:sz w:val="20"/>
                 <w:szCs w:val="20"/>
               </w:rPr>
-              <w:t xml:space="preserve">Dans « Facturation &amp; Simulation », ouvrez « Comptabilité Deposit Import ».</w:t>
+              <w:t xml:space="preserve">Faites le lettrage de ce dossier dans IRIS, comme d'habitude.</w:t>
             </w:r>
           </w:p>
         </w:tc>
@@ -2750,7 +2750,7 @@
                 <w:sz w:val="20"/>
                 <w:szCs w:val="20"/>
               </w:rPr>
-              <w:t xml:space="preserve">La liste des dossiers à rapprocher s'affiche.</w:t>
+              <w:t xml:space="preserve">Le lettrage est enregistré dans IRIS.</w:t>
             </w:r>
           </w:p>
         </w:tc>
@@ -2890,7 +2890,7 @@
                 <w:sz w:val="20"/>
                 <w:szCs w:val="20"/>
               </w:rPr>
-              <w:t xml:space="preserve">Sur le dossier indiqué, cliquez sur « ✅ Confirmer le lettrage ».</w:t>
+              <w:t xml:space="preserve">Dans YABA, dans « Facturation &amp; Simulation », ouvrez « Comptabilité Deposit Import ».</w:t>
             </w:r>
           </w:p>
         </w:tc>
@@ -2918,7 +2918,7 @@
                 <w:sz w:val="20"/>
                 <w:szCs w:val="20"/>
               </w:rPr>
-              <w:t xml:space="preserve">Le dossier est terminé (clôturé).</w:t>
+              <w:t xml:space="preserve">La liste des dossiers à rapprocher s'affiche.</w:t>
             </w:r>
           </w:p>
         </w:tc>
@@ -3058,7 +3058,7 @@
                 <w:sz w:val="20"/>
                 <w:szCs w:val="20"/>
               </w:rPr>
-              <w:t xml:space="preserve">Rouvrez ce dossier.</w:t>
+              <w:t xml:space="preserve">Sur le dossier indiqué, cliquez sur « ✅ Confirmer le lettrage ».</w:t>
             </w:r>
           </w:p>
         </w:tc>
@@ -3086,7 +3086,7 @@
                 <w:sz w:val="20"/>
                 <w:szCs w:val="20"/>
               </w:rPr>
-              <w:t xml:space="preserve">Il se consulte, mais plus rien ne peut y être modifié.</w:t>
+              <w:t xml:space="preserve">Le dossier quitte votre liste et part au contrôle des documents, dernière étape avant la clôture.</w:t>
             </w:r>
           </w:p>
         </w:tc>
@@ -3183,7 +3183,7 @@
         <w:pStyle w:val="Heading1"/>
       </w:pPr>
       <w:r>
-        <w:t xml:space="preserve">Partie 4 — Clôturer un dossier Export</w:t>
+        <w:t xml:space="preserve">Partie 4 — Confirmer le rapprochement d'un dossier Export</w:t>
       </w:r>
     </w:p>
     <w:p>
@@ -3461,7 +3461,7 @@
                 <w:sz w:val="20"/>
                 <w:szCs w:val="20"/>
               </w:rPr>
-              <w:t xml:space="preserve">Le dossier Export est clôturé.</w:t>
+              <w:t xml:space="preserve">Le dossier Export part au contrôle des documents.</w:t>
             </w:r>
           </w:p>
         </w:tc>

--- a/docs/recette/guides-utilisateurs/Guide-de-test-Comptabilite.docx
+++ b/docs/recette/guides-utilisateurs/Guide-de-test-Comptabilite.docx
@@ -57,7 +57,7 @@
           <w:sz w:val="22"/>
           <w:szCs w:val="22"/>
         </w:rPr>
-        <w:t xml:space="preserve">Version 1.1 — 28/09/2026</w:t>
+        <w:t xml:space="preserve">Version 1.2 — 03/10/2026</w:t>
       </w:r>
     </w:p>
     <w:tbl>

--- a/docs/recette/guides-utilisateurs/Guide-de-test-Comptabilite.docx
+++ b/docs/recette/guides-utilisateurs/Guide-de-test-Comptabilite.docx
@@ -57,7 +57,7 @@
           <w:sz w:val="22"/>
           <w:szCs w:val="22"/>
         </w:rPr>
-        <w:t xml:space="preserve">Version 1.2 — 03/10/2026</w:t>
+        <w:t xml:space="preserve">Version 1.3 — 04/10/2026</w:t>
       </w:r>
     </w:p>
     <w:tbl>

--- a/docs/recette/guides-utilisateurs/Guide-de-test-Comptabilite.docx
+++ b/docs/recette/guides-utilisateurs/Guide-de-test-Comptabilite.docx
@@ -57,7 +57,7 @@
           <w:sz w:val="22"/>
           <w:szCs w:val="22"/>
         </w:rPr>
-        <w:t xml:space="preserve">Version 1.3 — 04/10/2026</w:t>
+        <w:t xml:space="preserve">Version 1.4 — 05/10/2026</w:t>
       </w:r>
     </w:p>
     <w:tbl>
